--- a/MDYOLO_RSL_supplementary.docx
+++ b/MDYOLO_RSL_supplementary.docx
@@ -27,7 +27,7 @@
           <w:i w:val="0"/>
           <w:sz w:val="22"/>
         </w:rPr>
-        <w:t>Wang Qinmin¹, Wang Hongyuan¹, Li Peipei¹, and Wang Zongzhong²,*</w:t>
+        <w:t>Qinmin Wang¹, Zhenzhen Hu², Hongyuan Wang¹, and Yuming Sun¹,*</w:t>
       </w:r>
     </w:p>
     <w:p>
@@ -55,7 +55,7 @@
           <w:i w:val="0"/>
           <w:sz w:val="22"/>
         </w:rPr>
-        <w:t>² School of Electromechanical Engineering, Guangdong University of Technology, Guangzhou, China</w:t>
+        <w:t>² Chengdu University of Information Technology, Chengdu, China</w:t>
       </w:r>
     </w:p>
     <w:p>
